--- a/17. Matemática 3/Trabajo Práctico N° 2 (R).docx
+++ b/17. Matemática 3/Trabajo Práctico N° 2 (R).docx
@@ -24205,6 +24205,14 @@
               </w:rPr>
               <m:t>8</m:t>
             </m:r>
+            <m:r>
+              <w:rPr>
+                <w:rFonts w:ascii="Cambria Math" w:hAnsi="Cambria Math" w:cs="Times New Roman"/>
+                <w:sz w:val="24"/>
+                <w:lang w:val="en-US"/>
+              </w:rPr>
+              <m:t>0</m:t>
+            </m:r>
           </m:num>
           <m:den>
             <m:r>
@@ -24225,7 +24233,7 @@
           <w:rFonts w:ascii="Times New Roman" w:hAnsi="Times New Roman" w:cs="Times New Roman"/>
           <w:bCs/>
           <w:sz w:val="24"/>
-          <w:lang w:val="en-US"/>
+          <w:lang w:val="es-MX"/>
         </w:rPr>
       </w:pPr>
       <w:r>
@@ -24233,7 +24241,7 @@
           <w:rFonts w:ascii="Times New Roman" w:hAnsi="Times New Roman" w:cs="Times New Roman"/>
           <w:bCs/>
           <w:sz w:val="24"/>
-          <w:lang w:val="en-US"/>
+          <w:lang w:val="es-MX"/>
         </w:rPr>
         <w:t>P (B | A)</w:t>
       </w:r>
@@ -24242,7 +24250,7 @@
           <w:rPr>
             <w:rFonts w:ascii="Cambria Math" w:eastAsiaTheme="minorEastAsia" w:hAnsi="Cambria Math" w:cs="Times New Roman"/>
             <w:sz w:val="24"/>
-            <w:lang w:val="en-US"/>
+            <w:lang w:val="es-MX"/>
           </w:rPr>
           <m:t>≅</m:t>
         </m:r>
@@ -24252,9 +24260,9 @@
           <w:rFonts w:ascii="Times New Roman" w:hAnsi="Times New Roman" w:cs="Times New Roman"/>
           <w:bCs/>
           <w:sz w:val="24"/>
-          <w:lang w:val="en-US"/>
-        </w:rPr>
-        <w:t xml:space="preserve"> 0,094.</w:t>
+          <w:lang w:val="es-MX"/>
+        </w:rPr>
+        <w:t xml:space="preserve"> 0,94.</w:t>
       </w:r>
     </w:p>
     <w:p>
@@ -24263,7 +24271,7 @@
           <w:rFonts w:ascii="Times New Roman" w:hAnsi="Times New Roman" w:cs="Times New Roman"/>
           <w:bCs/>
           <w:sz w:val="24"/>
-          <w:lang w:val="en-US"/>
+          <w:lang w:val="es-MX"/>
         </w:rPr>
       </w:pPr>
     </w:p>
@@ -24313,7 +24321,7 @@
           <w:bCs/>
           <w:sz w:val="24"/>
         </w:rPr>
-        <w:t xml:space="preserve"> la pregunta, la probabilidad de que, realmente, sepa la respuesta es 0,094.</w:t>
+        <w:t xml:space="preserve"> la pregunta, la probabilidad de que, realmente, sepa la respuesta es 0,94.</w:t>
       </w:r>
       <w:r>
         <w:rPr>
@@ -45912,6 +45920,62 @@
           <w:bCs/>
           <w:sz w:val="24"/>
         </w:rPr>
+        <w:t xml:space="preserve">P (P | D)= </w:t>
+      </w:r>
+      <m:oMath>
+        <m:f>
+          <m:fPr>
+            <m:ctrlPr>
+              <w:rPr>
+                <w:rFonts w:ascii="Cambria Math" w:hAnsi="Cambria Math" w:cs="Times New Roman"/>
+                <w:bCs/>
+                <w:i/>
+                <w:sz w:val="24"/>
+              </w:rPr>
+            </m:ctrlPr>
+          </m:fPr>
+          <m:num>
+            <m:r>
+              <w:rPr>
+                <w:rFonts w:ascii="Cambria Math" w:hAnsi="Cambria Math" w:cs="Times New Roman"/>
+                <w:sz w:val="24"/>
+              </w:rPr>
+              <m:t>5</m:t>
+            </m:r>
+            <m:r>
+              <w:rPr>
+                <w:rFonts w:ascii="Cambria Math" w:hAnsi="Cambria Math" w:cs="Times New Roman"/>
+                <w:sz w:val="24"/>
+              </w:rPr>
+              <m:t>0</m:t>
+            </m:r>
+          </m:num>
+          <m:den>
+            <m:r>
+              <w:rPr>
+                <w:rFonts w:ascii="Cambria Math" w:hAnsi="Cambria Math" w:cs="Times New Roman"/>
+                <w:sz w:val="24"/>
+              </w:rPr>
+              <m:t>95</m:t>
+            </m:r>
+          </m:den>
+        </m:f>
+      </m:oMath>
+    </w:p>
+    <w:p>
+      <w:pPr>
+        <w:rPr>
+          <w:rFonts w:ascii="Times New Roman" w:eastAsiaTheme="minorEastAsia" w:hAnsi="Times New Roman" w:cs="Times New Roman"/>
+          <w:bCs/>
+          <w:sz w:val="24"/>
+        </w:rPr>
+      </w:pPr>
+      <w:r>
+        <w:rPr>
+          <w:rFonts w:ascii="Times New Roman" w:hAnsi="Times New Roman" w:cs="Times New Roman"/>
+          <w:bCs/>
+          <w:sz w:val="24"/>
+        </w:rPr>
         <w:t>P (P | D)</w:t>
       </w:r>
       <m:oMath>
@@ -45929,7 +45993,7 @@
           <w:bCs/>
           <w:sz w:val="24"/>
         </w:rPr>
-        <w:t xml:space="preserve"> 0,0526.</w:t>
+        <w:t xml:space="preserve"> 0,526.</w:t>
       </w:r>
       <w:r>
         <w:rPr>
